--- a/universities/mokwon/template.docx
+++ b/universities/mokwon/template.docx
@@ -345,7 +345,7 @@
               </w:rPr>
             </w:pPr>
             <w:r>
-              <w:t xml:space="preserve">{spring_check}</w:t>
+              <w:t>{spring_check}</w:t>
             </w:r>
           </w:p>
         </w:tc>
@@ -368,7 +368,7 @@
               </w:rPr>
             </w:pPr>
             <w:r>
-              <w:t xml:space="preserve">{summer_check}</w:t>
+              <w:t>{summer_check}</w:t>
             </w:r>
           </w:p>
         </w:tc>
@@ -391,7 +391,7 @@
               </w:rPr>
             </w:pPr>
             <w:r>
-              <w:t xml:space="preserve">{fall_check}</w:t>
+              <w:t>{fall_check}</w:t>
             </w:r>
           </w:p>
         </w:tc>
@@ -413,7 +413,7 @@
               </w:rPr>
             </w:pPr>
             <w:r>
-              <w:t xml:space="preserve">{winter_check}</w:t>
+              <w:t>{winter_check}</w:t>
             </w:r>
           </w:p>
         </w:tc>
@@ -848,9 +848,8 @@
             </w:pPr>
             <w:r>
               <w:rPr>
-                <w:rFonts w:ascii="Times New Roman" w:eastAsia="Times New Roman" w:hAnsi="Times New Roman" w:cs="Times New Roman"/>
-              </w:rPr>
-              <w:t xml:space="preserve">{full_name}</w:t>
+                <w:b w:val="0"/>
+              </w:rPr>
             </w:r>
           </w:p>
         </w:tc>
@@ -975,9 +974,9 @@
             </w:pPr>
             <w:r>
               <w:rPr>
-                <w:rFonts w:ascii="Times New Roman" w:eastAsia="Times New Roman" w:hAnsi="Times New Roman" w:cs="Times New Roman"/>
-              </w:rPr>
-              <w:t xml:space="preserve">{full_name}</w:t>
+                <w:b w:val="0"/>
+              </w:rPr>
+              <w:t>{full_name}</w:t>
             </w:r>
           </w:p>
         </w:tc>
@@ -1186,6 +1185,12 @@
                 <w:szCs w:val="16"/>
               </w:rPr>
             </w:pPr>
+            <w:r>
+              <w:rPr>
+                <w:b w:val="0"/>
+              </w:rPr>
+              <w:t>{birth_year}</w:t>
+            </w:r>
           </w:p>
         </w:tc>
         <w:tc>
@@ -1236,9 +1241,9 @@
             </w:pPr>
             <w:r>
               <w:rPr>
-                <w:rFonts w:ascii="Times New Roman" w:eastAsia="Times New Roman" w:hAnsi="Times New Roman" w:cs="Times New Roman"/>
-              </w:rPr>
-              <w:t xml:space="preserve">{birth_year}</w:t>
+                <w:b w:val="0"/>
+              </w:rPr>
+              <w:t>{birth_month}</w:t>
             </w:r>
           </w:p>
         </w:tc>
@@ -1290,9 +1295,9 @@
             </w:pPr>
             <w:r>
               <w:rPr>
-                <w:rFonts w:ascii="Times New Roman" w:eastAsia="Times New Roman" w:hAnsi="Times New Roman" w:cs="Times New Roman"/>
-              </w:rPr>
-              <w:t xml:space="preserve">{birth_month}</w:t>
+                <w:b w:val="0"/>
+              </w:rPr>
+              <w:t>{birth_day}</w:t>
             </w:r>
           </w:p>
         </w:tc>
@@ -1342,12 +1347,6 @@
                 <w:rFonts w:ascii="Times New Roman" w:eastAsia="Times New Roman" w:hAnsi="Times New Roman" w:cs="Times New Roman"/>
               </w:rPr>
             </w:pPr>
-            <w:r>
-              <w:rPr>
-                <w:rFonts w:ascii="Times New Roman" w:eastAsia="Times New Roman" w:hAnsi="Times New Roman" w:cs="Times New Roman"/>
-              </w:rPr>
-              <w:t xml:space="preserve">{birth_day}</w:t>
-            </w:r>
           </w:p>
         </w:tc>
         <w:tc>
@@ -1392,9 +1391,9 @@
             </w:pPr>
             <w:r>
               <w:rPr>
-                <w:rFonts w:ascii="Times New Roman" w:eastAsia="Times New Roman" w:hAnsi="Times New Roman" w:cs="Times New Roman"/>
-              </w:rPr>
-              <w:t xml:space="preserve">{nationality}</w:t>
+                <w:b w:val="0"/>
+              </w:rPr>
+              <w:t>{nationality}</w:t>
             </w:r>
           </w:p>
         </w:tc>
@@ -1446,9 +1445,9 @@
             </w:pPr>
             <w:r>
               <w:rPr>
-                <w:rFonts w:ascii="Times New Roman" w:eastAsia="Times New Roman" w:hAnsi="Times New Roman" w:cs="Times New Roman"/>
-              </w:rPr>
-              <w:t xml:space="preserve">{passport_number}</w:t>
+                <w:b w:val="0"/>
+              </w:rPr>
+              <w:t>{passport_number}</w:t>
             </w:r>
           </w:p>
         </w:tc>
@@ -1535,9 +1534,9 @@
             </w:pPr>
             <w:r>
               <w:rPr>
-                <w:rFonts w:ascii="Times New Roman" w:eastAsia="Times New Roman" w:hAnsi="Times New Roman" w:cs="Times New Roman"/>
-              </w:rPr>
-              <w:t xml:space="preserve">{place_of_birth}</w:t>
+                <w:b w:val="0"/>
+              </w:rPr>
+              <w:t>{place_of_birth}</w:t>
             </w:r>
           </w:p>
         </w:tc>
@@ -1610,9 +1609,9 @@
             </w:pPr>
             <w:r>
               <w:rPr>
-                <w:rFonts w:ascii="Times New Roman" w:eastAsia="Times New Roman" w:hAnsi="Times New Roman" w:cs="Times New Roman"/>
-              </w:rPr>
-              <w:t xml:space="preserve">{address}</w:t>
+                <w:b w:val="0"/>
+              </w:rPr>
+              <w:t>{address}</w:t>
             </w:r>
           </w:p>
         </w:tc>
@@ -1685,9 +1684,9 @@
             </w:pPr>
             <w:r>
               <w:rPr>
-                <w:rFonts w:ascii="Times New Roman" w:eastAsia="Times New Roman" w:hAnsi="Times New Roman" w:cs="Times New Roman"/>
-              </w:rPr>
-              <w:t xml:space="preserve">{phone}</w:t>
+                <w:b w:val="0"/>
+              </w:rPr>
+              <w:t>{phone}</w:t>
             </w:r>
           </w:p>
         </w:tc>
@@ -1833,12 +1832,6 @@
                 <w:rFonts w:ascii="Times New Roman" w:eastAsia="Times New Roman" w:hAnsi="Times New Roman" w:cs="Times New Roman"/>
               </w:rPr>
             </w:pPr>
-            <w:r>
-              <w:rPr>
-                <w:rFonts w:ascii="Times New Roman" w:eastAsia="Times New Roman" w:hAnsi="Times New Roman" w:cs="Times New Roman"/>
-              </w:rPr>
-              <w:t xml:space="preserve">{school_name}</w:t>
-            </w:r>
           </w:p>
         </w:tc>
         <w:tc>
@@ -1857,8 +1850,12 @@
                 <w:rFonts w:ascii="Times New Roman" w:eastAsia="Times New Roman" w:hAnsi="Times New Roman" w:cs="Times New Roman"/>
               </w:rPr>
             </w:pPr>
-            <w:r>
-              <w:t>ᆞ</w:t>
+            <w:r/>
+            <w:r>
+              <w:rPr>
+                <w:b w:val="0"/>
+              </w:rPr>
+              <w:t>{school_name}</w:t>
             </w:r>
           </w:p>
         </w:tc>
@@ -1947,12 +1944,6 @@
                 <w:rFonts w:ascii="Times New Roman" w:eastAsia="Times New Roman" w:hAnsi="Times New Roman" w:cs="Times New Roman"/>
               </w:rPr>
             </w:pPr>
-            <w:r>
-              <w:rPr>
-                <w:rFonts w:ascii="Times New Roman" w:eastAsia="Times New Roman" w:hAnsi="Times New Roman" w:cs="Times New Roman"/>
-              </w:rPr>
-              <w:t xml:space="preserve">{agency_name}</w:t>
-            </w:r>
           </w:p>
         </w:tc>
         <w:tc>
@@ -1970,8 +1961,12 @@
                 <w:rFonts w:ascii="Times New Roman" w:eastAsia="Times New Roman" w:hAnsi="Times New Roman" w:cs="Times New Roman"/>
               </w:rPr>
             </w:pPr>
-            <w:r>
-              <w:t>ᆞ</w:t>
+            <w:r/>
+            <w:r>
+              <w:rPr>
+                <w:b w:val="0"/>
+              </w:rPr>
+              <w:t>{agency_name}</w:t>
             </w:r>
           </w:p>
         </w:tc>
@@ -2571,7 +2566,7 @@
                 <w:rFonts w:ascii="Times New Roman" w:eastAsia="Times New Roman" w:hAnsi="Times New Roman" w:cs="Times New Roman"/>
                 <w:u w:val="single"/>
               </w:rPr>
-              <w:t xml:space="preserve">{full_name}</w:t>
+              <w:t xml:space="preserve">                      </w:t>
             </w:r>
             <w:proofErr w:type="gramStart"/>
             <w:r>
@@ -4216,7 +4211,7 @@
                 <w:sz w:val="18"/>
                 <w:szCs w:val="18"/>
               </w:rPr>
-              <w:t xml:space="preserve">{consent_pi_yes_check}</w:t>
+              <w:t>{consent_pi_yes_check}</w:t>
             </w:r>
           </w:p>
         </w:tc>
@@ -4245,7 +4240,7 @@
                 <w:sz w:val="18"/>
                 <w:szCs w:val="18"/>
               </w:rPr>
-              <w:t xml:space="preserve">{consent_pi_no_check}</w:t>
+              <w:t>{consent_pi_no_check}</w:t>
             </w:r>
           </w:p>
         </w:tc>
@@ -5557,7 +5552,7 @@
                 <w:sz w:val="18"/>
                 <w:szCs w:val="18"/>
               </w:rPr>
-              <w:t xml:space="preserve">{consent_id_yes_check}</w:t>
+              <w:t>{consent_id_yes_check}</w:t>
             </w:r>
           </w:p>
         </w:tc>
@@ -5586,7 +5581,7 @@
                 <w:sz w:val="18"/>
                 <w:szCs w:val="18"/>
               </w:rPr>
-              <w:t xml:space="preserve">{consent_id_no_check}</w:t>
+              <w:t>{consent_id_no_check}</w:t>
             </w:r>
           </w:p>
         </w:tc>
@@ -7193,7 +7188,7 @@
               <w:rPr>
                 <w:rFonts w:ascii="Times New Roman" w:eastAsia="Times New Roman" w:hAnsi="Times New Roman" w:cs="Times New Roman"/>
               </w:rPr>
-              <w:t xml:space="preserve">{consent_tp_yes_check}</w:t>
+              <w:t>{consent_tp_yes_check}</w:t>
             </w:r>
           </w:p>
         </w:tc>
@@ -7218,7 +7213,7 @@
               <w:rPr>
                 <w:rFonts w:ascii="Times New Roman" w:eastAsia="Times New Roman" w:hAnsi="Times New Roman" w:cs="Times New Roman"/>
               </w:rPr>
-              <w:t xml:space="preserve">{consent_tp_no_check}</w:t>
+              <w:t>{consent_tp_no_check}</w:t>
             </w:r>
           </w:p>
         </w:tc>
@@ -7469,7 +7464,7 @@
                 <w:rFonts w:ascii="Times New Roman" w:eastAsia="Times New Roman" w:hAnsi="Times New Roman" w:cs="Times New Roman"/>
                 <w:u w:val="single"/>
               </w:rPr>
-              <w:t xml:space="preserve">{full_name}</w:t>
+              <w:t xml:space="preserve">                      </w:t>
             </w:r>
             <w:proofErr w:type="gramStart"/>
             <w:r>
@@ -8112,9 +8107,9 @@
             </w:pPr>
             <w:r>
               <w:rPr>
-                <w:rFonts w:ascii="Times New Roman" w:eastAsia="Times New Roman" w:hAnsi="Times New Roman" w:cs="Times New Roman"/>
-              </w:rPr>
-              <w:t xml:space="preserve">{sponsor_name}</w:t>
+                <w:b w:val="0"/>
+              </w:rPr>
+              <w:t>{sponsor_name}</w:t>
             </w:r>
           </w:p>
         </w:tc>
@@ -8242,9 +8237,9 @@
             </w:pPr>
             <w:r>
               <w:rPr>
-                <w:rFonts w:ascii="Times New Roman" w:eastAsia="Times New Roman" w:hAnsi="Times New Roman" w:cs="Times New Roman"/>
-              </w:rPr>
-              <w:t xml:space="preserve">{sponsor_address}</w:t>
+                <w:b w:val="0"/>
+              </w:rPr>
+              <w:t>{sponsor_address}</w:t>
             </w:r>
           </w:p>
         </w:tc>
@@ -8373,9 +8368,9 @@
             </w:pPr>
             <w:r>
               <w:rPr>
-                <w:rFonts w:ascii="Times New Roman" w:eastAsia="Times New Roman" w:hAnsi="Times New Roman" w:cs="Times New Roman"/>
-              </w:rPr>
-              <w:t xml:space="preserve">{sponsor_occupation}</w:t>
+                <w:b w:val="0"/>
+              </w:rPr>
+              <w:t>{sponsor_occupation}</w:t>
             </w:r>
           </w:p>
         </w:tc>
@@ -8474,9 +8469,9 @@
             </w:pPr>
             <w:r>
               <w:rPr>
-                <w:rFonts w:ascii="Times New Roman" w:eastAsia="Times New Roman" w:hAnsi="Times New Roman" w:cs="Times New Roman"/>
-              </w:rPr>
-              <w:t xml:space="preserve">{sponsor_relation}</w:t>
+                <w:b w:val="0"/>
+              </w:rPr>
+              <w:t>{sponsor_relation}</w:t>
             </w:r>
           </w:p>
         </w:tc>
@@ -8639,9 +8634,9 @@
             </w:pPr>
             <w:r>
               <w:rPr>
-                <w:rFonts w:ascii="Times New Roman" w:eastAsia="Times New Roman" w:hAnsi="Times New Roman" w:cs="Times New Roman"/>
-              </w:rPr>
-              <w:t xml:space="preserve">{sponsor_tel}</w:t>
+                <w:b w:val="0"/>
+              </w:rPr>
+              <w:t>{sponsor_tel}</w:t>
             </w:r>
           </w:p>
         </w:tc>
@@ -10546,7 +10541,7 @@
                 <w:color w:val="000000"/>
                 <w:u w:val="single"/>
               </w:rPr>
-              <w:t xml:space="preserve">{sponsor_name}</w:t>
+              <w:t xml:space="preserve">                                             </w:t>
             </w:r>
             <w:r>
               <w:rPr>
